--- a/benchmarks/docx/corpus/notes/footnote-endnote-control.docx
+++ b/benchmarks/docx/corpus/notes/footnote-endnote-control.docx
@@ -537,7 +537,7 @@
     <w:link w:val="Heading1Char"/>
     <w:uiPriority w:val="9"/>
     <w:qFormat/>
-    <w:rsid w:val="008F6D62"/>
+    <w:rsid w:val="004E3C4B"/>
     <w:pPr>
       <w:keepNext/>
       <w:keepLines/>
@@ -560,7 +560,7 @@
     <w:semiHidden/>
     <w:unhideWhenUsed/>
     <w:qFormat/>
-    <w:rsid w:val="008F6D62"/>
+    <w:rsid w:val="004E3C4B"/>
     <w:pPr>
       <w:keepNext/>
       <w:keepLines/>
@@ -583,7 +583,7 @@
     <w:semiHidden/>
     <w:unhideWhenUsed/>
     <w:qFormat/>
-    <w:rsid w:val="008F6D62"/>
+    <w:rsid w:val="004E3C4B"/>
     <w:pPr>
       <w:keepNext/>
       <w:keepLines/>
@@ -606,7 +606,7 @@
     <w:semiHidden/>
     <w:unhideWhenUsed/>
     <w:qFormat/>
-    <w:rsid w:val="008F6D62"/>
+    <w:rsid w:val="004E3C4B"/>
     <w:pPr>
       <w:keepNext/>
       <w:keepLines/>
@@ -629,7 +629,7 @@
     <w:semiHidden/>
     <w:unhideWhenUsed/>
     <w:qFormat/>
-    <w:rsid w:val="008F6D62"/>
+    <w:rsid w:val="004E3C4B"/>
     <w:pPr>
       <w:keepNext/>
       <w:keepLines/>
@@ -650,7 +650,7 @@
     <w:semiHidden/>
     <w:unhideWhenUsed/>
     <w:qFormat/>
-    <w:rsid w:val="008F6D62"/>
+    <w:rsid w:val="004E3C4B"/>
     <w:pPr>
       <w:keepNext/>
       <w:keepLines/>
@@ -673,7 +673,7 @@
     <w:semiHidden/>
     <w:unhideWhenUsed/>
     <w:qFormat/>
-    <w:rsid w:val="008F6D62"/>
+    <w:rsid w:val="004E3C4B"/>
     <w:pPr>
       <w:keepNext/>
       <w:keepLines/>
@@ -694,7 +694,7 @@
     <w:semiHidden/>
     <w:unhideWhenUsed/>
     <w:qFormat/>
-    <w:rsid w:val="008F6D62"/>
+    <w:rsid w:val="004E3C4B"/>
     <w:pPr>
       <w:keepNext/>
       <w:keepLines/>
@@ -717,7 +717,7 @@
     <w:semiHidden/>
     <w:unhideWhenUsed/>
     <w:qFormat/>
-    <w:rsid w:val="008F6D62"/>
+    <w:rsid w:val="004E3C4B"/>
     <w:pPr>
       <w:keepNext/>
       <w:keepLines/>
@@ -761,7 +761,7 @@
     <w:basedOn w:val="DefaultParagraphFont"/>
     <w:link w:val="Heading1"/>
     <w:uiPriority w:val="9"/>
-    <w:rsid w:val="008F6D62"/>
+    <w:rsid w:val="004E3C4B"/>
     <w:rPr>
       <w:rFonts w:asciiTheme="majorHAnsi" w:eastAsiaTheme="majorEastAsia" w:hAnsiTheme="majorHAnsi" w:cstheme="majorBidi"/>
       <w:color w:val="2F5496" w:themeColor="accent1" w:themeShade="BF"/>
@@ -775,7 +775,7 @@
     <w:link w:val="Heading2"/>
     <w:uiPriority w:val="9"/>
     <w:semiHidden/>
-    <w:rsid w:val="008F6D62"/>
+    <w:rsid w:val="004E3C4B"/>
     <w:rPr>
       <w:rFonts w:asciiTheme="majorHAnsi" w:eastAsiaTheme="majorEastAsia" w:hAnsiTheme="majorHAnsi" w:cstheme="majorBidi"/>
       <w:color w:val="2F5496" w:themeColor="accent1" w:themeShade="BF"/>
@@ -789,7 +789,7 @@
     <w:link w:val="Heading3"/>
     <w:uiPriority w:val="9"/>
     <w:semiHidden/>
-    <w:rsid w:val="008F6D62"/>
+    <w:rsid w:val="004E3C4B"/>
     <w:rPr>
       <w:rFonts w:eastAsiaTheme="majorEastAsia" w:cstheme="majorBidi"/>
       <w:color w:val="2F5496" w:themeColor="accent1" w:themeShade="BF"/>
@@ -803,7 +803,7 @@
     <w:link w:val="Heading4"/>
     <w:uiPriority w:val="9"/>
     <w:semiHidden/>
-    <w:rsid w:val="008F6D62"/>
+    <w:rsid w:val="004E3C4B"/>
     <w:rPr>
       <w:rFonts w:eastAsiaTheme="majorEastAsia" w:cstheme="majorBidi"/>
       <w:i/>
@@ -817,7 +817,7 @@
     <w:link w:val="Heading5"/>
     <w:uiPriority w:val="9"/>
     <w:semiHidden/>
-    <w:rsid w:val="008F6D62"/>
+    <w:rsid w:val="004E3C4B"/>
     <w:rPr>
       <w:rFonts w:eastAsiaTheme="majorEastAsia" w:cstheme="majorBidi"/>
       <w:color w:val="2F5496" w:themeColor="accent1" w:themeShade="BF"/>
@@ -829,7 +829,7 @@
     <w:link w:val="Heading6"/>
     <w:uiPriority w:val="9"/>
     <w:semiHidden/>
-    <w:rsid w:val="008F6D62"/>
+    <w:rsid w:val="004E3C4B"/>
     <w:rPr>
       <w:rFonts w:eastAsiaTheme="majorEastAsia" w:cstheme="majorBidi"/>
       <w:i/>
@@ -843,7 +843,7 @@
     <w:link w:val="Heading7"/>
     <w:uiPriority w:val="9"/>
     <w:semiHidden/>
-    <w:rsid w:val="008F6D62"/>
+    <w:rsid w:val="004E3C4B"/>
     <w:rPr>
       <w:rFonts w:eastAsiaTheme="majorEastAsia" w:cstheme="majorBidi"/>
       <w:color w:val="595959" w:themeColor="text1" w:themeTint="A6"/>
@@ -855,7 +855,7 @@
     <w:link w:val="Heading8"/>
     <w:uiPriority w:val="9"/>
     <w:semiHidden/>
-    <w:rsid w:val="008F6D62"/>
+    <w:rsid w:val="004E3C4B"/>
     <w:rPr>
       <w:rFonts w:eastAsiaTheme="majorEastAsia" w:cstheme="majorBidi"/>
       <w:i/>
@@ -869,7 +869,7 @@
     <w:link w:val="Heading9"/>
     <w:uiPriority w:val="9"/>
     <w:semiHidden/>
-    <w:rsid w:val="008F6D62"/>
+    <w:rsid w:val="004E3C4B"/>
     <w:rPr>
       <w:rFonts w:eastAsiaTheme="majorEastAsia" w:cstheme="majorBidi"/>
       <w:color w:val="272727" w:themeColor="text1" w:themeTint="D8"/>
@@ -882,7 +882,7 @@
     <w:link w:val="TitleChar"/>
     <w:uiPriority w:val="10"/>
     <w:qFormat/>
-    <w:rsid w:val="008F6D62"/>
+    <w:rsid w:val="004E3C4B"/>
     <w:pPr>
       <w:spacing w:after="80" w:line="240" w:lineRule="auto"/>
       <w:contextualSpacing/>
@@ -900,7 +900,7 @@
     <w:basedOn w:val="DefaultParagraphFont"/>
     <w:link w:val="Title"/>
     <w:uiPriority w:val="10"/>
-    <w:rsid w:val="008F6D62"/>
+    <w:rsid w:val="004E3C4B"/>
     <w:rPr>
       <w:rFonts w:asciiTheme="majorHAnsi" w:eastAsiaTheme="majorEastAsia" w:hAnsiTheme="majorHAnsi" w:cstheme="majorBidi"/>
       <w:spacing w:val="-10"/>
@@ -916,7 +916,7 @@
     <w:link w:val="SubtitleChar"/>
     <w:uiPriority w:val="11"/>
     <w:qFormat/>
-    <w:rsid w:val="008F6D62"/>
+    <w:rsid w:val="004E3C4B"/>
     <w:pPr>
       <w:numPr>
         <w:ilvl w:val="1"/>
@@ -935,7 +935,7 @@
     <w:basedOn w:val="DefaultParagraphFont"/>
     <w:link w:val="Subtitle"/>
     <w:uiPriority w:val="11"/>
-    <w:rsid w:val="008F6D62"/>
+    <w:rsid w:val="004E3C4B"/>
     <w:rPr>
       <w:rFonts w:eastAsiaTheme="majorEastAsia" w:cstheme="majorBidi"/>
       <w:color w:val="595959" w:themeColor="text1" w:themeTint="A6"/>
@@ -951,7 +951,7 @@
     <w:link w:val="QuoteChar"/>
     <w:uiPriority w:val="29"/>
     <w:qFormat/>
-    <w:rsid w:val="008F6D62"/>
+    <w:rsid w:val="004E3C4B"/>
     <w:pPr>
       <w:spacing w:before="160"/>
       <w:jc w:val="center"/>
@@ -967,7 +967,7 @@
     <w:basedOn w:val="DefaultParagraphFont"/>
     <w:link w:val="Quote"/>
     <w:uiPriority w:val="29"/>
-    <w:rsid w:val="008F6D62"/>
+    <w:rsid w:val="004E3C4B"/>
     <w:rPr>
       <w:i/>
       <w:iCs/>
@@ -979,7 +979,7 @@
     <w:basedOn w:val="Normal"/>
     <w:uiPriority w:val="34"/>
     <w:qFormat/>
-    <w:rsid w:val="008F6D62"/>
+    <w:rsid w:val="004E3C4B"/>
     <w:pPr>
       <w:ind w:left="720"/>
       <w:contextualSpacing/>
@@ -990,7 +990,7 @@
     <w:basedOn w:val="DefaultParagraphFont"/>
     <w:uiPriority w:val="21"/>
     <w:qFormat/>
-    <w:rsid w:val="008F6D62"/>
+    <w:rsid w:val="004E3C4B"/>
     <w:rPr>
       <w:i/>
       <w:iCs/>
@@ -1004,7 +1004,7 @@
     <w:link w:val="IntenseQuoteChar"/>
     <w:uiPriority w:val="30"/>
     <w:qFormat/>
-    <w:rsid w:val="008F6D62"/>
+    <w:rsid w:val="004E3C4B"/>
     <w:pPr>
       <w:pBdr>
         <w:top w:val="single" w:sz="4" w:space="10" w:color="2F5496" w:themeColor="accent1" w:themeShade="BF"/>
@@ -1025,7 +1025,7 @@
     <w:basedOn w:val="DefaultParagraphFont"/>
     <w:link w:val="IntenseQuote"/>
     <w:uiPriority w:val="30"/>
-    <w:rsid w:val="008F6D62"/>
+    <w:rsid w:val="004E3C4B"/>
     <w:rPr>
       <w:i/>
       <w:iCs/>
@@ -1037,7 +1037,7 @@
     <w:basedOn w:val="DefaultParagraphFont"/>
     <w:uiPriority w:val="32"/>
     <w:qFormat/>
-    <w:rsid w:val="008F6D62"/>
+    <w:rsid w:val="004E3C4B"/>
     <w:rPr>
       <w:b/>
       <w:bCs/>
@@ -1053,7 +1053,7 @@
     <w:uiPriority w:val="99"/>
     <w:semiHidden/>
     <w:unhideWhenUsed/>
-    <w:rsid w:val="008F6D62"/>
+    <w:rsid w:val="004E3C4B"/>
     <w:pPr>
       <w:spacing w:after="0" w:line="240" w:lineRule="auto"/>
     </w:pPr>
@@ -1068,7 +1068,7 @@
     <w:link w:val="EndnoteText"/>
     <w:uiPriority w:val="99"/>
     <w:semiHidden/>
-    <w:rsid w:val="008F6D62"/>
+    <w:rsid w:val="004E3C4B"/>
     <w:rPr>
       <w:sz w:val="20"/>
       <w:szCs w:val="20"/>
@@ -1080,7 +1080,7 @@
     <w:uiPriority w:val="99"/>
     <w:semiHidden/>
     <w:unhideWhenUsed/>
-    <w:rsid w:val="008F6D62"/>
+    <w:rsid w:val="004E3C4B"/>
     <w:rPr>
       <w:vertAlign w:val="superscript"/>
     </w:rPr>
@@ -1092,7 +1092,7 @@
     <w:uiPriority w:val="99"/>
     <w:semiHidden/>
     <w:unhideWhenUsed/>
-    <w:rsid w:val="008F6D62"/>
+    <w:rsid w:val="004E3C4B"/>
     <w:pPr>
       <w:spacing w:after="0" w:line="240" w:lineRule="auto"/>
     </w:pPr>
@@ -1107,7 +1107,7 @@
     <w:link w:val="FootnoteText"/>
     <w:uiPriority w:val="99"/>
     <w:semiHidden/>
-    <w:rsid w:val="008F6D62"/>
+    <w:rsid w:val="004E3C4B"/>
     <w:rPr>
       <w:sz w:val="20"/>
       <w:szCs w:val="20"/>
@@ -1119,7 +1119,7 @@
     <w:uiPriority w:val="99"/>
     <w:semiHidden/>
     <w:unhideWhenUsed/>
-    <w:rsid w:val="008F6D62"/>
+    <w:rsid w:val="004E3C4B"/>
     <w:rPr>
       <w:vertAlign w:val="superscript"/>
     </w:rPr>
